--- a/nmap.docx
+++ b/nmap.docx
@@ -3,6 +3,9 @@
 <w:document xmlns:wpc="http://schemas.microsoft.com/office/word/2010/wordprocessingCanvas" xmlns:cx="http://schemas.microsoft.com/office/drawing/2014/chartex" xmlns:cx1="http://schemas.microsoft.com/office/drawing/2015/9/8/chartex" xmlns:cx2="http://schemas.microsoft.com/office/drawing/2015/10/21/chartex" xmlns:cx3="http://schemas.microsoft.com/office/drawing/2016/5/9/chartex" xmlns:cx4="http://schemas.microsoft.com/office/drawing/2016/5/10/chartex" xmlns:cx5="http://schemas.microsoft.com/office/drawing/2016/5/11/chartex" xmlns:cx6="http://schemas.microsoft.com/office/drawing/2016/5/12/chartex" xmlns:cx7="http://schemas.microsoft.com/office/drawing/2016/5/13/chartex" xmlns:cx8="http://schemas.microsoft.com/office/drawing/2016/5/14/chartex" xmlns:mc="http://schemas.openxmlformats.org/markup-compatibility/2006" xmlns:aink="http://schemas.microsoft.com/office/drawing/2016/ink" xmlns:am3d="http://schemas.microsoft.com/office/drawing/2017/model3d" xmlns:o="urn:schemas-microsoft-com:office:office" xmlns:oel="http://schemas.microsoft.com/office/2019/extlst" xmlns:r="http://schemas.openxmlformats.org/officeDocument/2006/relationships" xmlns:m="http://schemas.openxmlformats.org/officeDocument/2006/math" xmlns:v="urn:schemas-microsoft-com:vml" xmlns:wp14="http://schemas.microsoft.com/office/word/2010/wordprocessingDrawing" xmlns:wp="http://schemas.openxmlformats.org/drawingml/2006/wordprocessingDrawing" xmlns:w10="urn:schemas-microsoft-com:office:word" xmlns:w="http://schemas.openxmlformats.org/wordprocessingml/2006/main" xmlns:w14="http://schemas.microsoft.com/office/word/2010/wordml" xmlns:w15="http://schemas.microsoft.com/office/word/2012/wordml" xmlns:w16cex="http://schemas.microsoft.com/office/word/2018/wordml/cex" xmlns:w16cid="http://schemas.microsoft.com/office/word/2016/wordml/cid" xmlns:w16="http://schemas.microsoft.com/office/word/2018/wordml" xmlns:w16du="http://schemas.microsoft.com/office/word/2023/wordml/word16du" xmlns:w16sdtdh="http://schemas.microsoft.com/office/word/2020/wordml/sdtdatahash" xmlns:w16sdtfl="http://schemas.microsoft.com/office/word/2024/wordml/sdtformatlock" xmlns:w16se="http://schemas.microsoft.com/office/word/2015/wordml/symex" xmlns:wpg="http://schemas.microsoft.com/office/word/2010/wordprocessingGroup" xmlns:wpi="http://schemas.microsoft.com/office/word/2010/wordprocessingInk" xmlns:wne="http://schemas.microsoft.com/office/word/2006/wordml" xmlns:wps="http://schemas.microsoft.com/office/word/2010/wordprocessingShape" mc:Ignorable="w14 w15 w16se w16cid w16 w16cex w16sdtdh w16sdtfl w16du wp14">
   <w:body>
     <w:p>
+      <w:r>
+        <w:t xml:space="preserve">-Sv- discover live hosts </w:t>
+      </w:r>
       <w:r>
         <w:rPr>
           <w:noProof/>
@@ -25,7 +28,7 @@
                     </pic:cNvPicPr>
                   </pic:nvPicPr>
                   <pic:blipFill>
-                    <a:blip r:embed="rId4" cstate="print">
+                    <a:blip r:embed="rId7" cstate="print">
                       <a:extLst>
                         <a:ext uri="{28A0092B-C50C-407E-A947-70E740481C1C}">
                           <a14:useLocalDpi xmlns:a14="http://schemas.microsoft.com/office/drawing/2010/main" val="0"/>
@@ -56,14 +59,28 @@
           </wp:inline>
         </w:drawing>
       </w:r>
+    </w:p>
+    <w:p>
+      <w:r>
+        <w:t xml:space="preserve">-O- identify the operating system </w:t>
+      </w:r>
+    </w:p>
+    <w:p>
+      <w:pPr>
+        <w:rPr>
+          <w:noProof/>
+        </w:rPr>
+      </w:pPr>
+    </w:p>
+    <w:p>
       <w:r>
         <w:rPr>
           <w:noProof/>
         </w:rPr>
         <w:drawing>
-          <wp:inline distT="0" distB="0" distL="0" distR="0" wp14:anchorId="5705EC46" wp14:editId="62C48B72">
-            <wp:extent cx="5731510" cy="3374390"/>
-            <wp:effectExtent l="0" t="0" r="2540" b="0"/>
+          <wp:inline distT="0" distB="0" distL="0" distR="0" wp14:anchorId="1F1DAD33" wp14:editId="38D42BE9">
+            <wp:extent cx="5718964" cy="3435647"/>
+            <wp:effectExtent l="0" t="0" r="0" b="0"/>
             <wp:docPr id="1000940383" name="Picture 2"/>
             <wp:cNvGraphicFramePr>
               <a:graphicFrameLocks xmlns:a="http://schemas.openxmlformats.org/drawingml/2006/main" noChangeAspect="1"/>
@@ -77,15 +94,15 @@
                       <a:picLocks noChangeAspect="1" noChangeArrowheads="1"/>
                     </pic:cNvPicPr>
                   </pic:nvPicPr>
-                  <pic:blipFill>
-                    <a:blip r:embed="rId5" cstate="print">
+                  <pic:blipFill rotWithShape="1">
+                    <a:blip r:embed="rId8" cstate="print">
                       <a:extLst>
                         <a:ext uri="{28A0092B-C50C-407E-A947-70E740481C1C}">
                           <a14:useLocalDpi xmlns:a14="http://schemas.microsoft.com/office/drawing/2010/main" val="0"/>
                         </a:ext>
                       </a:extLst>
                     </a:blip>
-                    <a:srcRect/>
+                    <a:srcRect r="39644" b="38414"/>
                     <a:stretch>
                       <a:fillRect/>
                     </a:stretch>
@@ -93,7 +110,7 @@
                   <pic:spPr bwMode="auto">
                     <a:xfrm>
                       <a:off x="0" y="0"/>
-                      <a:ext cx="5731510" cy="3374390"/>
+                      <a:ext cx="5769008" cy="3465711"/>
                     </a:xfrm>
                     <a:prstGeom prst="rect">
                       <a:avLst/>
@@ -102,6 +119,11 @@
                     <a:ln>
                       <a:noFill/>
                     </a:ln>
+                    <a:extLst>
+                      <a:ext uri="{53640926-AAD7-44D8-BBD7-CCE9431645EC}">
+                        <a14:shadowObscured xmlns:a14="http://schemas.microsoft.com/office/drawing/2010/main"/>
+                      </a:ext>
+                    </a:extLst>
                   </pic:spPr>
                 </pic:pic>
               </a:graphicData>
@@ -109,15 +131,33 @@
           </wp:inline>
         </w:drawing>
       </w:r>
-      <w:r>
+    </w:p>
+    <w:p/>
+    <w:p/>
+    <w:p/>
+    <w:p>
+      <w:r>
+        <w:lastRenderedPageBreak/>
+        <w:t xml:space="preserve">-p 80,443-scan specific ports </w:t>
+      </w:r>
+    </w:p>
+    <w:p>
+      <w:pPr>
         <w:rPr>
           <w:noProof/>
         </w:rPr>
-        <w:lastRenderedPageBreak/>
+      </w:pPr>
+    </w:p>
+    <w:p/>
+    <w:p>
+      <w:r>
+        <w:rPr>
+          <w:noProof/>
+        </w:rPr>
         <w:drawing>
-          <wp:inline distT="0" distB="0" distL="0" distR="0" wp14:anchorId="3AAADA41" wp14:editId="66C65C01">
-            <wp:extent cx="5731510" cy="3403600"/>
-            <wp:effectExtent l="0" t="0" r="2540" b="6350"/>
+          <wp:inline distT="0" distB="0" distL="0" distR="0" wp14:anchorId="3AAADA41" wp14:editId="1D234130">
+            <wp:extent cx="5909244" cy="2526030"/>
+            <wp:effectExtent l="0" t="0" r="0" b="7620"/>
             <wp:docPr id="826553941" name="Picture 3"/>
             <wp:cNvGraphicFramePr>
               <a:graphicFrameLocks xmlns:a="http://schemas.openxmlformats.org/drawingml/2006/main" noChangeAspect="1"/>
@@ -131,15 +171,15 @@
                       <a:picLocks noChangeAspect="1" noChangeArrowheads="1"/>
                     </pic:cNvPicPr>
                   </pic:nvPicPr>
-                  <pic:blipFill>
-                    <a:blip r:embed="rId6" cstate="print">
+                  <pic:blipFill rotWithShape="1">
+                    <a:blip r:embed="rId9" cstate="print">
                       <a:extLst>
                         <a:ext uri="{28A0092B-C50C-407E-A947-70E740481C1C}">
                           <a14:useLocalDpi xmlns:a14="http://schemas.microsoft.com/office/drawing/2010/main" val="0"/>
                         </a:ext>
                       </a:extLst>
                     </a:blip>
-                    <a:srcRect/>
+                    <a:srcRect r="45222" b="54965"/>
                     <a:stretch>
                       <a:fillRect/>
                     </a:stretch>
@@ -147,7 +187,7 @@
                   <pic:spPr bwMode="auto">
                     <a:xfrm>
                       <a:off x="0" y="0"/>
-                      <a:ext cx="5731510" cy="3403600"/>
+                      <a:ext cx="5928746" cy="2534366"/>
                     </a:xfrm>
                     <a:prstGeom prst="rect">
                       <a:avLst/>
@@ -156,12 +196,33 @@
                     <a:ln>
                       <a:noFill/>
                     </a:ln>
+                    <a:extLst>
+                      <a:ext uri="{53640926-AAD7-44D8-BBD7-CCE9431645EC}">
+                        <a14:shadowObscured xmlns:a14="http://schemas.microsoft.com/office/drawing/2010/main"/>
+                      </a:ext>
+                    </a:extLst>
                   </pic:spPr>
                 </pic:pic>
               </a:graphicData>
             </a:graphic>
           </wp:inline>
         </w:drawing>
+      </w:r>
+    </w:p>
+    <w:p>
+      <w:r>
+        <w:t>-</w:t>
+      </w:r>
+      <w:proofErr w:type="spellStart"/>
+      <w:r>
+        <w:t>sC</w:t>
+      </w:r>
+      <w:proofErr w:type="spellEnd"/>
+      <w:r>
+        <w:t>-</w:t>
+      </w:r>
+      <w:r>
+        <w:t>Run default NSE scripts</w:t>
       </w:r>
       <w:r>
         <w:rPr>
@@ -185,7 +246,7 @@
                     </pic:cNvPicPr>
                   </pic:nvPicPr>
                   <pic:blipFill>
-                    <a:blip r:embed="rId7" cstate="print">
+                    <a:blip r:embed="rId10" cstate="print">
                       <a:extLst>
                         <a:ext uri="{28A0092B-C50C-407E-A947-70E740481C1C}">
                           <a14:useLocalDpi xmlns:a14="http://schemas.microsoft.com/office/drawing/2010/main" val="0"/>
@@ -216,8 +277,13 @@
           </wp:inline>
         </w:drawing>
       </w:r>
+    </w:p>
+    <w:p>
       <w:r>
         <w:lastRenderedPageBreak/>
+        <w:t>Scan common ports</w:t>
+      </w:r>
+      <w:r>
         <w:drawing>
           <wp:inline distT="0" distB="0" distL="0" distR="0" wp14:anchorId="7C973354" wp14:editId="025FA78D">
             <wp:extent cx="5731510" cy="3188335"/>
@@ -234,7 +300,7 @@
                     <pic:cNvPicPr/>
                   </pic:nvPicPr>
                   <pic:blipFill>
-                    <a:blip r:embed="rId8"/>
+                    <a:blip r:embed="rId11"/>
                     <a:stretch>
                       <a:fillRect/>
                     </a:stretch>
@@ -255,8 +321,14 @@
         </w:drawing>
       </w:r>
       <w:r>
+        <w:t>-Sn-</w:t>
+      </w:r>
+      <w:r>
+        <w:t>Discover live host</w:t>
+      </w:r>
+      <w:r>
         <w:drawing>
-          <wp:inline distT="0" distB="0" distL="0" distR="0" wp14:anchorId="4034FFA7" wp14:editId="33C693A3">
+          <wp:inline distT="0" distB="0" distL="0" distR="0" wp14:anchorId="3B6DDCAF" wp14:editId="31008C86">
             <wp:extent cx="5731510" cy="2599055"/>
             <wp:effectExtent l="0" t="0" r="2540" b="0"/>
             <wp:docPr id="470789651" name="Picture 1"/>
@@ -271,7 +343,7 @@
                     <pic:cNvPicPr/>
                   </pic:nvPicPr>
                   <pic:blipFill>
-                    <a:blip r:embed="rId9"/>
+                    <a:blip r:embed="rId12"/>
                     <a:stretch>
                       <a:fillRect/>
                     </a:stretch>
@@ -291,8 +363,19 @@
           </wp:inline>
         </w:drawing>
       </w:r>
+    </w:p>
+    <w:p/>
+    <w:p>
       <w:r>
         <w:lastRenderedPageBreak/>
+        <w:t>-</w:t>
+      </w:r>
+      <w:proofErr w:type="spellStart"/>
+      <w:r>
+        <w:t>Pn</w:t>
+      </w:r>
+      <w:proofErr w:type="spellEnd"/>
+      <w:r>
         <w:drawing>
           <wp:inline distT="0" distB="0" distL="0" distR="0" wp14:anchorId="2C97A70B" wp14:editId="78DD75D8">
             <wp:extent cx="5731510" cy="3175635"/>
@@ -309,7 +392,7 @@
                     <pic:cNvPicPr/>
                   </pic:nvPicPr>
                   <pic:blipFill>
-                    <a:blip r:embed="rId10"/>
+                    <a:blip r:embed="rId13"/>
                     <a:stretch>
                       <a:fillRect/>
                     </a:stretch>
@@ -330,6 +413,12 @@
         </w:drawing>
       </w:r>
     </w:p>
+    <w:p>
+      <w:r>
+        <w:t>-</w:t>
+      </w:r>
+    </w:p>
+    <w:p/>
     <w:sectPr>
       <w:pgSz w:w="11906" w:h="16838"/>
       <w:pgMar w:top="1440" w:right="1440" w:bottom="1440" w:left="1440" w:header="708" w:footer="708" w:gutter="0"/>
@@ -338,6 +427,291 @@
     </w:sectPr>
   </w:body>
 </w:document>
+</file>
+
+<file path=word/endnotes.xml><?xml version="1.0" encoding="utf-8"?>
+<w:endnotes xmlns:wpc="http://schemas.microsoft.com/office/word/2010/wordprocessingCanvas" xmlns:cx="http://schemas.microsoft.com/office/drawing/2014/chartex" xmlns:cx1="http://schemas.microsoft.com/office/drawing/2015/9/8/chartex" xmlns:cx2="http://schemas.microsoft.com/office/drawing/2015/10/21/chartex" xmlns:cx3="http://schemas.microsoft.com/office/drawing/2016/5/9/chartex" xmlns:cx4="http://schemas.microsoft.com/office/drawing/2016/5/10/chartex" xmlns:cx5="http://schemas.microsoft.com/office/drawing/2016/5/11/chartex" xmlns:cx6="http://schemas.microsoft.com/office/drawing/2016/5/12/chartex" xmlns:cx7="http://schemas.microsoft.com/office/drawing/2016/5/13/chartex" xmlns:cx8="http://schemas.microsoft.com/office/drawing/2016/5/14/chartex" xmlns:mc="http://schemas.openxmlformats.org/markup-compatibility/2006" xmlns:aink="http://schemas.microsoft.com/office/drawing/2016/ink" xmlns:am3d="http://schemas.microsoft.com/office/drawing/2017/model3d" xmlns:o="urn:schemas-microsoft-com:office:office" xmlns:oel="http://schemas.microsoft.com/office/2019/extlst" xmlns:r="http://schemas.openxmlformats.org/officeDocument/2006/relationships" xmlns:m="http://schemas.openxmlformats.org/officeDocument/2006/math" xmlns:v="urn:schemas-microsoft-com:vml" xmlns:wp14="http://schemas.microsoft.com/office/word/2010/wordprocessingDrawing" xmlns:wp="http://schemas.openxmlformats.org/drawingml/2006/wordprocessingDrawing" xmlns:w10="urn:schemas-microsoft-com:office:word" xmlns:w="http://schemas.openxmlformats.org/wordprocessingml/2006/main" xmlns:w14="http://schemas.microsoft.com/office/word/2010/wordml" xmlns:w15="http://schemas.microsoft.com/office/word/2012/wordml" xmlns:w16cex="http://schemas.microsoft.com/office/word/2018/wordml/cex" xmlns:w16cid="http://schemas.microsoft.com/office/word/2016/wordml/cid" xmlns:w16="http://schemas.microsoft.com/office/word/2018/wordml" xmlns:w16du="http://schemas.microsoft.com/office/word/2023/wordml/word16du" xmlns:w16sdtdh="http://schemas.microsoft.com/office/word/2020/wordml/sdtdatahash" xmlns:w16sdtfl="http://schemas.microsoft.com/office/word/2024/wordml/sdtformatlock" xmlns:w16se="http://schemas.microsoft.com/office/word/2015/wordml/symex" xmlns:wpg="http://schemas.microsoft.com/office/word/2010/wordprocessingGroup" xmlns:wpi="http://schemas.microsoft.com/office/word/2010/wordprocessingInk" xmlns:wne="http://schemas.microsoft.com/office/word/2006/wordml" xmlns:wps="http://schemas.microsoft.com/office/word/2010/wordprocessingShape" mc:Ignorable="w14 w15 w16se w16cid w16 w16cex w16sdtdh w16sdtfl w16du wp14">
+  <w:endnote w:type="separator" w:id="-1">
+    <w:p>
+      <w:pPr>
+        <w:spacing w:after="0" w:line="240" w:lineRule="auto"/>
+      </w:pPr>
+      <w:r>
+        <w:separator/>
+      </w:r>
+    </w:p>
+  </w:endnote>
+  <w:endnote w:type="continuationSeparator" w:id="0">
+    <w:p>
+      <w:pPr>
+        <w:spacing w:after="0" w:line="240" w:lineRule="auto"/>
+      </w:pPr>
+      <w:r>
+        <w:continuationSeparator/>
+      </w:r>
+    </w:p>
+  </w:endnote>
+</w:endnotes>
+</file>
+
+<file path=word/footnotes.xml><?xml version="1.0" encoding="utf-8"?>
+<w:footnotes xmlns:wpc="http://schemas.microsoft.com/office/word/2010/wordprocessingCanvas" xmlns:cx="http://schemas.microsoft.com/office/drawing/2014/chartex" xmlns:cx1="http://schemas.microsoft.com/office/drawing/2015/9/8/chartex" xmlns:cx2="http://schemas.microsoft.com/office/drawing/2015/10/21/chartex" xmlns:cx3="http://schemas.microsoft.com/office/drawing/2016/5/9/chartex" xmlns:cx4="http://schemas.microsoft.com/office/drawing/2016/5/10/chartex" xmlns:cx5="http://schemas.microsoft.com/office/drawing/2016/5/11/chartex" xmlns:cx6="http://schemas.microsoft.com/office/drawing/2016/5/12/chartex" xmlns:cx7="http://schemas.microsoft.com/office/drawing/2016/5/13/chartex" xmlns:cx8="http://schemas.microsoft.com/office/drawing/2016/5/14/chartex" xmlns:mc="http://schemas.openxmlformats.org/markup-compatibility/2006" xmlns:aink="http://schemas.microsoft.com/office/drawing/2016/ink" xmlns:am3d="http://schemas.microsoft.com/office/drawing/2017/model3d" xmlns:o="urn:schemas-microsoft-com:office:office" xmlns:oel="http://schemas.microsoft.com/office/2019/extlst" xmlns:r="http://schemas.openxmlformats.org/officeDocument/2006/relationships" xmlns:m="http://schemas.openxmlformats.org/officeDocument/2006/math" xmlns:v="urn:schemas-microsoft-com:vml" xmlns:wp14="http://schemas.microsoft.com/office/word/2010/wordprocessingDrawing" xmlns:wp="http://schemas.openxmlformats.org/drawingml/2006/wordprocessingDrawing" xmlns:w10="urn:schemas-microsoft-com:office:word" xmlns:w="http://schemas.openxmlformats.org/wordprocessingml/2006/main" xmlns:w14="http://schemas.microsoft.com/office/word/2010/wordml" xmlns:w15="http://schemas.microsoft.com/office/word/2012/wordml" xmlns:w16cex="http://schemas.microsoft.com/office/word/2018/wordml/cex" xmlns:w16cid="http://schemas.microsoft.com/office/word/2016/wordml/cid" xmlns:w16="http://schemas.microsoft.com/office/word/2018/wordml" xmlns:w16du="http://schemas.microsoft.com/office/word/2023/wordml/word16du" xmlns:w16sdtdh="http://schemas.microsoft.com/office/word/2020/wordml/sdtdatahash" xmlns:w16sdtfl="http://schemas.microsoft.com/office/word/2024/wordml/sdtformatlock" xmlns:w16se="http://schemas.microsoft.com/office/word/2015/wordml/symex" xmlns:wpg="http://schemas.microsoft.com/office/word/2010/wordprocessingGroup" xmlns:wpi="http://schemas.microsoft.com/office/word/2010/wordprocessingInk" xmlns:wne="http://schemas.microsoft.com/office/word/2006/wordml" xmlns:wps="http://schemas.microsoft.com/office/word/2010/wordprocessingShape" mc:Ignorable="w14 w15 w16se w16cid w16 w16cex w16sdtdh w16sdtfl w16du wp14">
+  <w:footnote w:type="separator" w:id="-1">
+    <w:p>
+      <w:pPr>
+        <w:spacing w:after="0" w:line="240" w:lineRule="auto"/>
+      </w:pPr>
+      <w:r>
+        <w:separator/>
+      </w:r>
+    </w:p>
+  </w:footnote>
+  <w:footnote w:type="continuationSeparator" w:id="0">
+    <w:p>
+      <w:pPr>
+        <w:spacing w:after="0" w:line="240" w:lineRule="auto"/>
+      </w:pPr>
+      <w:r>
+        <w:continuationSeparator/>
+      </w:r>
+    </w:p>
+  </w:footnote>
+</w:footnotes>
+</file>
+
+<file path=word/numbering.xml><?xml version="1.0" encoding="utf-8"?>
+<w:numbering xmlns:wpc="http://schemas.microsoft.com/office/word/2010/wordprocessingCanvas" xmlns:cx="http://schemas.microsoft.com/office/drawing/2014/chartex" xmlns:cx1="http://schemas.microsoft.com/office/drawing/2015/9/8/chartex" xmlns:cx2="http://schemas.microsoft.com/office/drawing/2015/10/21/chartex" xmlns:cx3="http://schemas.microsoft.com/office/drawing/2016/5/9/chartex" xmlns:cx4="http://schemas.microsoft.com/office/drawing/2016/5/10/chartex" xmlns:cx5="http://schemas.microsoft.com/office/drawing/2016/5/11/chartex" xmlns:cx6="http://schemas.microsoft.com/office/drawing/2016/5/12/chartex" xmlns:cx7="http://schemas.microsoft.com/office/drawing/2016/5/13/chartex" xmlns:cx8="http://schemas.microsoft.com/office/drawing/2016/5/14/chartex" xmlns:mc="http://schemas.openxmlformats.org/markup-compatibility/2006" xmlns:aink="http://schemas.microsoft.com/office/drawing/2016/ink" xmlns:am3d="http://schemas.microsoft.com/office/drawing/2017/model3d" xmlns:o="urn:schemas-microsoft-com:office:office" xmlns:oel="http://schemas.microsoft.com/office/2019/extlst" xmlns:r="http://schemas.openxmlformats.org/officeDocument/2006/relationships" xmlns:m="http://schemas.openxmlformats.org/officeDocument/2006/math" xmlns:v="urn:schemas-microsoft-com:vml" xmlns:wp14="http://schemas.microsoft.com/office/word/2010/wordprocessingDrawing" xmlns:wp="http://schemas.openxmlformats.org/drawingml/2006/wordprocessingDrawing" xmlns:w10="urn:schemas-microsoft-com:office:word" xmlns:w="http://schemas.openxmlformats.org/wordprocessingml/2006/main" xmlns:w14="http://schemas.microsoft.com/office/word/2010/wordml" xmlns:w15="http://schemas.microsoft.com/office/word/2012/wordml" xmlns:w16cex="http://schemas.microsoft.com/office/word/2018/wordml/cex" xmlns:w16cid="http://schemas.microsoft.com/office/word/2016/wordml/cid" xmlns:w16="http://schemas.microsoft.com/office/word/2018/wordml" xmlns:w16du="http://schemas.microsoft.com/office/word/2023/wordml/word16du" xmlns:w16sdtdh="http://schemas.microsoft.com/office/word/2020/wordml/sdtdatahash" xmlns:w16sdtfl="http://schemas.microsoft.com/office/word/2024/wordml/sdtformatlock" xmlns:w16se="http://schemas.microsoft.com/office/word/2015/wordml/symex" xmlns:wpg="http://schemas.microsoft.com/office/word/2010/wordprocessingGroup" xmlns:wpi="http://schemas.microsoft.com/office/word/2010/wordprocessingInk" xmlns:wne="http://schemas.microsoft.com/office/word/2006/wordml" xmlns:wps="http://schemas.microsoft.com/office/word/2010/wordprocessingShape" mc:Ignorable="w14 w15 w16se w16cid w16 w16cex w16sdtdh w16sdtfl w16du wp14">
+  <w:abstractNum w:abstractNumId="0" w15:restartNumberingAfterBreak="0">
+    <w:nsid w:val="412B46D0"/>
+    <w:multiLevelType w:val="hybridMultilevel"/>
+    <w:tmpl w:val="AFE20AFA"/>
+    <w:lvl w:ilvl="0" w:tplc="1292EDA6">
+      <w:numFmt w:val="bullet"/>
+      <w:lvlText w:val="-"/>
+      <w:lvlJc w:val="left"/>
+      <w:pPr>
+        <w:ind w:left="720" w:hanging="360"/>
+      </w:pPr>
+      <w:rPr>
+        <w:rFonts w:ascii="Aptos" w:eastAsiaTheme="minorHAnsi" w:hAnsi="Aptos" w:cstheme="minorBidi" w:hint="default"/>
+      </w:rPr>
+    </w:lvl>
+    <w:lvl w:ilvl="1" w:tplc="40090003" w:tentative="1">
+      <w:start w:val="1"/>
+      <w:numFmt w:val="bullet"/>
+      <w:lvlText w:val="o"/>
+      <w:lvlJc w:val="left"/>
+      <w:pPr>
+        <w:ind w:left="1440" w:hanging="360"/>
+      </w:pPr>
+      <w:rPr>
+        <w:rFonts w:ascii="Courier New" w:hAnsi="Courier New" w:cs="Courier New" w:hint="default"/>
+      </w:rPr>
+    </w:lvl>
+    <w:lvl w:ilvl="2" w:tplc="40090005" w:tentative="1">
+      <w:start w:val="1"/>
+      <w:numFmt w:val="bullet"/>
+      <w:lvlText w:val=""/>
+      <w:lvlJc w:val="left"/>
+      <w:pPr>
+        <w:ind w:left="2160" w:hanging="360"/>
+      </w:pPr>
+      <w:rPr>
+        <w:rFonts w:ascii="Wingdings" w:hAnsi="Wingdings" w:hint="default"/>
+      </w:rPr>
+    </w:lvl>
+    <w:lvl w:ilvl="3" w:tplc="40090001" w:tentative="1">
+      <w:start w:val="1"/>
+      <w:numFmt w:val="bullet"/>
+      <w:lvlText w:val=""/>
+      <w:lvlJc w:val="left"/>
+      <w:pPr>
+        <w:ind w:left="2880" w:hanging="360"/>
+      </w:pPr>
+      <w:rPr>
+        <w:rFonts w:ascii="Symbol" w:hAnsi="Symbol" w:hint="default"/>
+      </w:rPr>
+    </w:lvl>
+    <w:lvl w:ilvl="4" w:tplc="40090003" w:tentative="1">
+      <w:start w:val="1"/>
+      <w:numFmt w:val="bullet"/>
+      <w:lvlText w:val="o"/>
+      <w:lvlJc w:val="left"/>
+      <w:pPr>
+        <w:ind w:left="3600" w:hanging="360"/>
+      </w:pPr>
+      <w:rPr>
+        <w:rFonts w:ascii="Courier New" w:hAnsi="Courier New" w:cs="Courier New" w:hint="default"/>
+      </w:rPr>
+    </w:lvl>
+    <w:lvl w:ilvl="5" w:tplc="40090005" w:tentative="1">
+      <w:start w:val="1"/>
+      <w:numFmt w:val="bullet"/>
+      <w:lvlText w:val=""/>
+      <w:lvlJc w:val="left"/>
+      <w:pPr>
+        <w:ind w:left="4320" w:hanging="360"/>
+      </w:pPr>
+      <w:rPr>
+        <w:rFonts w:ascii="Wingdings" w:hAnsi="Wingdings" w:hint="default"/>
+      </w:rPr>
+    </w:lvl>
+    <w:lvl w:ilvl="6" w:tplc="40090001" w:tentative="1">
+      <w:start w:val="1"/>
+      <w:numFmt w:val="bullet"/>
+      <w:lvlText w:val=""/>
+      <w:lvlJc w:val="left"/>
+      <w:pPr>
+        <w:ind w:left="5040" w:hanging="360"/>
+      </w:pPr>
+      <w:rPr>
+        <w:rFonts w:ascii="Symbol" w:hAnsi="Symbol" w:hint="default"/>
+      </w:rPr>
+    </w:lvl>
+    <w:lvl w:ilvl="7" w:tplc="40090003" w:tentative="1">
+      <w:start w:val="1"/>
+      <w:numFmt w:val="bullet"/>
+      <w:lvlText w:val="o"/>
+      <w:lvlJc w:val="left"/>
+      <w:pPr>
+        <w:ind w:left="5760" w:hanging="360"/>
+      </w:pPr>
+      <w:rPr>
+        <w:rFonts w:ascii="Courier New" w:hAnsi="Courier New" w:cs="Courier New" w:hint="default"/>
+      </w:rPr>
+    </w:lvl>
+    <w:lvl w:ilvl="8" w:tplc="40090005" w:tentative="1">
+      <w:start w:val="1"/>
+      <w:numFmt w:val="bullet"/>
+      <w:lvlText w:val=""/>
+      <w:lvlJc w:val="left"/>
+      <w:pPr>
+        <w:ind w:left="6480" w:hanging="360"/>
+      </w:pPr>
+      <w:rPr>
+        <w:rFonts w:ascii="Wingdings" w:hAnsi="Wingdings" w:hint="default"/>
+      </w:rPr>
+    </w:lvl>
+  </w:abstractNum>
+  <w:abstractNum w:abstractNumId="1" w15:restartNumberingAfterBreak="0">
+    <w:nsid w:val="7CF93230"/>
+    <w:multiLevelType w:val="hybridMultilevel"/>
+    <w:tmpl w:val="8660754E"/>
+    <w:lvl w:ilvl="0" w:tplc="1090EA78">
+      <w:numFmt w:val="bullet"/>
+      <w:lvlText w:val="-"/>
+      <w:lvlJc w:val="left"/>
+      <w:pPr>
+        <w:ind w:left="720" w:hanging="360"/>
+      </w:pPr>
+      <w:rPr>
+        <w:rFonts w:ascii="Aptos" w:eastAsiaTheme="minorHAnsi" w:hAnsi="Aptos" w:cstheme="minorBidi" w:hint="default"/>
+      </w:rPr>
+    </w:lvl>
+    <w:lvl w:ilvl="1" w:tplc="40090003" w:tentative="1">
+      <w:start w:val="1"/>
+      <w:numFmt w:val="bullet"/>
+      <w:lvlText w:val="o"/>
+      <w:lvlJc w:val="left"/>
+      <w:pPr>
+        <w:ind w:left="1440" w:hanging="360"/>
+      </w:pPr>
+      <w:rPr>
+        <w:rFonts w:ascii="Courier New" w:hAnsi="Courier New" w:cs="Courier New" w:hint="default"/>
+      </w:rPr>
+    </w:lvl>
+    <w:lvl w:ilvl="2" w:tplc="40090005" w:tentative="1">
+      <w:start w:val="1"/>
+      <w:numFmt w:val="bullet"/>
+      <w:lvlText w:val=""/>
+      <w:lvlJc w:val="left"/>
+      <w:pPr>
+        <w:ind w:left="2160" w:hanging="360"/>
+      </w:pPr>
+      <w:rPr>
+        <w:rFonts w:ascii="Wingdings" w:hAnsi="Wingdings" w:hint="default"/>
+      </w:rPr>
+    </w:lvl>
+    <w:lvl w:ilvl="3" w:tplc="40090001" w:tentative="1">
+      <w:start w:val="1"/>
+      <w:numFmt w:val="bullet"/>
+      <w:lvlText w:val=""/>
+      <w:lvlJc w:val="left"/>
+      <w:pPr>
+        <w:ind w:left="2880" w:hanging="360"/>
+      </w:pPr>
+      <w:rPr>
+        <w:rFonts w:ascii="Symbol" w:hAnsi="Symbol" w:hint="default"/>
+      </w:rPr>
+    </w:lvl>
+    <w:lvl w:ilvl="4" w:tplc="40090003" w:tentative="1">
+      <w:start w:val="1"/>
+      <w:numFmt w:val="bullet"/>
+      <w:lvlText w:val="o"/>
+      <w:lvlJc w:val="left"/>
+      <w:pPr>
+        <w:ind w:left="3600" w:hanging="360"/>
+      </w:pPr>
+      <w:rPr>
+        <w:rFonts w:ascii="Courier New" w:hAnsi="Courier New" w:cs="Courier New" w:hint="default"/>
+      </w:rPr>
+    </w:lvl>
+    <w:lvl w:ilvl="5" w:tplc="40090005" w:tentative="1">
+      <w:start w:val="1"/>
+      <w:numFmt w:val="bullet"/>
+      <w:lvlText w:val=""/>
+      <w:lvlJc w:val="left"/>
+      <w:pPr>
+        <w:ind w:left="4320" w:hanging="360"/>
+      </w:pPr>
+      <w:rPr>
+        <w:rFonts w:ascii="Wingdings" w:hAnsi="Wingdings" w:hint="default"/>
+      </w:rPr>
+    </w:lvl>
+    <w:lvl w:ilvl="6" w:tplc="40090001" w:tentative="1">
+      <w:start w:val="1"/>
+      <w:numFmt w:val="bullet"/>
+      <w:lvlText w:val=""/>
+      <w:lvlJc w:val="left"/>
+      <w:pPr>
+        <w:ind w:left="5040" w:hanging="360"/>
+      </w:pPr>
+      <w:rPr>
+        <w:rFonts w:ascii="Symbol" w:hAnsi="Symbol" w:hint="default"/>
+      </w:rPr>
+    </w:lvl>
+    <w:lvl w:ilvl="7" w:tplc="40090003" w:tentative="1">
+      <w:start w:val="1"/>
+      <w:numFmt w:val="bullet"/>
+      <w:lvlText w:val="o"/>
+      <w:lvlJc w:val="left"/>
+      <w:pPr>
+        <w:ind w:left="5760" w:hanging="360"/>
+      </w:pPr>
+      <w:rPr>
+        <w:rFonts w:ascii="Courier New" w:hAnsi="Courier New" w:cs="Courier New" w:hint="default"/>
+      </w:rPr>
+    </w:lvl>
+    <w:lvl w:ilvl="8" w:tplc="40090005" w:tentative="1">
+      <w:start w:val="1"/>
+      <w:numFmt w:val="bullet"/>
+      <w:lvlText w:val=""/>
+      <w:lvlJc w:val="left"/>
+      <w:pPr>
+        <w:ind w:left="6480" w:hanging="360"/>
+      </w:pPr>
+      <w:rPr>
+        <w:rFonts w:ascii="Wingdings" w:hAnsi="Wingdings" w:hint="default"/>
+      </w:rPr>
+    </w:lvl>
+  </w:abstractNum>
+  <w:num w:numId="1" w16cid:durableId="183397116">
+    <w:abstractNumId w:val="0"/>
+  </w:num>
+  <w:num w:numId="2" w16cid:durableId="1048262345">
+    <w:abstractNumId w:val="1"/>
+  </w:num>
+</w:numbering>
 </file>
 
 <file path=word/styles.xml><?xml version="1.0" encoding="utf-8"?>
@@ -1257,6 +1631,50 @@
       <w:spacing w:val="5"/>
     </w:rPr>
   </w:style>
+  <w:style w:type="paragraph" w:styleId="Header">
+    <w:name w:val="header"/>
+    <w:basedOn w:val="Normal"/>
+    <w:link w:val="HeaderChar"/>
+    <w:uiPriority w:val="99"/>
+    <w:unhideWhenUsed/>
+    <w:rsid w:val="00EF523E"/>
+    <w:pPr>
+      <w:tabs>
+        <w:tab w:val="center" w:pos="4513"/>
+        <w:tab w:val="right" w:pos="9026"/>
+      </w:tabs>
+      <w:spacing w:after="0" w:line="240" w:lineRule="auto"/>
+    </w:pPr>
+  </w:style>
+  <w:style w:type="character" w:customStyle="1" w:styleId="HeaderChar">
+    <w:name w:val="Header Char"/>
+    <w:basedOn w:val="DefaultParagraphFont"/>
+    <w:link w:val="Header"/>
+    <w:uiPriority w:val="99"/>
+    <w:rsid w:val="00EF523E"/>
+  </w:style>
+  <w:style w:type="paragraph" w:styleId="Footer">
+    <w:name w:val="footer"/>
+    <w:basedOn w:val="Normal"/>
+    <w:link w:val="FooterChar"/>
+    <w:uiPriority w:val="99"/>
+    <w:unhideWhenUsed/>
+    <w:rsid w:val="00EF523E"/>
+    <w:pPr>
+      <w:tabs>
+        <w:tab w:val="center" w:pos="4513"/>
+        <w:tab w:val="right" w:pos="9026"/>
+      </w:tabs>
+      <w:spacing w:after="0" w:line="240" w:lineRule="auto"/>
+    </w:pPr>
+  </w:style>
+  <w:style w:type="character" w:customStyle="1" w:styleId="FooterChar">
+    <w:name w:val="Footer Char"/>
+    <w:basedOn w:val="DefaultParagraphFont"/>
+    <w:link w:val="Footer"/>
+    <w:uiPriority w:val="99"/>
+    <w:rsid w:val="00EF523E"/>
+  </w:style>
 </w:styles>
 </file>
 
